--- a/05_Schleifen/Übungen/02_for/ToBinaryTerm/ToBinaryTerm.docx
+++ b/05_Schleifen/Übungen/02_for/ToBinaryTerm/ToBinaryTerm.docx
@@ -56,7 +56,13 @@
     </w:p>
     <w:p>
       <w:r>
-        <w:t xml:space="preserve">Beispiel: 17 entspricht in der Binärdarstellung 1001. </w:t>
+        <w:t>Beispiel: 17 entspricht in der Binärdarstellung 10</w:t>
+      </w:r>
+      <w:r>
+        <w:t>0</w:t>
+      </w:r>
+      <w:r>
+        <w:t xml:space="preserve">01. </w:t>
       </w:r>
       <w:r>
         <w:t xml:space="preserve">Mit </w:t>
@@ -71,7 +77,7 @@
         <w:br/>
       </w:r>
       <w:r>
-        <w:t>Hinweis: 2^4 = 16, 20^0 = 1, daher ist 16 + 1 = 17</w:t>
+        <w:t>Hinweis: 2^4 = 16, 2^0 = 1, daher ist 16 + 1 = 17</w:t>
       </w:r>
       <w:r>
         <w:t xml:space="preserve">, die anderen Zweier-Exponenten werden weggelassen (weil 0). </w:t>
@@ -94,70 +100,14 @@
           <w:szCs w:val="20"/>
         </w:rPr>
       </w:pPr>
-      <w:proofErr w:type="spellStart"/>
       <w:r>
         <w:rPr>
           <w:rFonts w:ascii="Courier New" w:hAnsi="Courier New" w:cs="Courier New"/>
           <w:sz w:val="20"/>
           <w:szCs w:val="20"/>
         </w:rPr>
-        <w:t>Convert</w:t>
-      </w:r>
-      <w:proofErr w:type="spellEnd"/>
-      <w:r>
-        <w:rPr>
-          <w:rFonts w:ascii="Courier New" w:hAnsi="Courier New" w:cs="Courier New"/>
-          <w:sz w:val="20"/>
-          <w:szCs w:val="20"/>
-        </w:rPr>
-        <w:t xml:space="preserve"> </w:t>
-      </w:r>
-      <w:proofErr w:type="spellStart"/>
-      <w:r>
-        <w:rPr>
-          <w:rFonts w:ascii="Courier New" w:hAnsi="Courier New" w:cs="Courier New"/>
-          <w:sz w:val="20"/>
-          <w:szCs w:val="20"/>
-        </w:rPr>
-        <w:t>decimal</w:t>
-      </w:r>
-      <w:proofErr w:type="spellEnd"/>
-      <w:r>
-        <w:rPr>
-          <w:rFonts w:ascii="Courier New" w:hAnsi="Courier New" w:cs="Courier New"/>
-          <w:sz w:val="20"/>
-          <w:szCs w:val="20"/>
-        </w:rPr>
-        <w:t xml:space="preserve"> </w:t>
-      </w:r>
-      <w:proofErr w:type="spellStart"/>
-      <w:r>
-        <w:rPr>
-          <w:rFonts w:ascii="Courier New" w:hAnsi="Courier New" w:cs="Courier New"/>
-          <w:sz w:val="20"/>
-          <w:szCs w:val="20"/>
-        </w:rPr>
-        <w:t>to</w:t>
-      </w:r>
-      <w:proofErr w:type="spellEnd"/>
-      <w:r>
-        <w:rPr>
-          <w:rFonts w:ascii="Courier New" w:hAnsi="Courier New" w:cs="Courier New"/>
-          <w:sz w:val="20"/>
-          <w:szCs w:val="20"/>
-        </w:rPr>
-        <w:t xml:space="preserve"> </w:t>
-      </w:r>
-      <w:proofErr w:type="spellStart"/>
-      <w:r>
-        <w:rPr>
-          <w:rFonts w:ascii="Courier New" w:hAnsi="Courier New" w:cs="Courier New"/>
-          <w:sz w:val="20"/>
-          <w:szCs w:val="20"/>
-        </w:rPr>
-        <w:t>binary</w:t>
-      </w:r>
-      <w:proofErr w:type="spellEnd"/>
+        <w:t>Convert decimal to binary</w:t>
+      </w:r>
     </w:p>
     <w:p>
       <w:pPr>
@@ -168,59 +118,13 @@
           <w:szCs w:val="20"/>
         </w:rPr>
       </w:pPr>
-      <w:proofErr w:type="spellStart"/>
       <w:r>
         <w:rPr>
           <w:rFonts w:ascii="Courier New" w:hAnsi="Courier New" w:cs="Courier New"/>
           <w:sz w:val="20"/>
           <w:szCs w:val="20"/>
         </w:rPr>
-        <w:t>Please</w:t>
-      </w:r>
-      <w:proofErr w:type="spellEnd"/>
-      <w:r>
-        <w:rPr>
-          <w:rFonts w:ascii="Courier New" w:hAnsi="Courier New" w:cs="Courier New"/>
-          <w:sz w:val="20"/>
-          <w:szCs w:val="20"/>
-        </w:rPr>
-        <w:t xml:space="preserve"> </w:t>
-      </w:r>
-      <w:proofErr w:type="spellStart"/>
-      <w:r>
-        <w:rPr>
-          <w:rFonts w:ascii="Courier New" w:hAnsi="Courier New" w:cs="Courier New"/>
-          <w:sz w:val="20"/>
-          <w:szCs w:val="20"/>
-        </w:rPr>
-        <w:t>enter</w:t>
-      </w:r>
-      <w:proofErr w:type="spellEnd"/>
-      <w:r>
-        <w:rPr>
-          <w:rFonts w:ascii="Courier New" w:hAnsi="Courier New" w:cs="Courier New"/>
-          <w:sz w:val="20"/>
-          <w:szCs w:val="20"/>
-        </w:rPr>
-        <w:t xml:space="preserve"> </w:t>
-      </w:r>
-      <w:proofErr w:type="spellStart"/>
-      <w:r>
-        <w:rPr>
-          <w:rFonts w:ascii="Courier New" w:hAnsi="Courier New" w:cs="Courier New"/>
-          <w:sz w:val="20"/>
-          <w:szCs w:val="20"/>
-        </w:rPr>
-        <w:t>number</w:t>
-      </w:r>
-      <w:proofErr w:type="spellEnd"/>
-      <w:r>
-        <w:rPr>
-          <w:rFonts w:ascii="Courier New" w:hAnsi="Courier New" w:cs="Courier New"/>
-          <w:sz w:val="20"/>
-          <w:szCs w:val="20"/>
-        </w:rPr>
-        <w:t xml:space="preserve"> [1..]: 255</w:t>
+        <w:t>Please enter number [1..]: 255</w:t>
       </w:r>
     </w:p>
     <w:p>
@@ -248,97 +152,7 @@
           <w:sz w:val="20"/>
           <w:szCs w:val="20"/>
         </w:rPr>
-        <w:t xml:space="preserve">The </w:t>
-      </w:r>
-      <w:proofErr w:type="spellStart"/>
-      <w:r>
-        <w:rPr>
-          <w:rFonts w:ascii="Courier New" w:hAnsi="Courier New" w:cs="Courier New"/>
-          <w:sz w:val="20"/>
-          <w:szCs w:val="20"/>
-        </w:rPr>
-        <w:t>number</w:t>
-      </w:r>
-      <w:proofErr w:type="spellEnd"/>
-      <w:r>
-        <w:rPr>
-          <w:rFonts w:ascii="Courier New" w:hAnsi="Courier New" w:cs="Courier New"/>
-          <w:sz w:val="20"/>
-          <w:szCs w:val="20"/>
-        </w:rPr>
-        <w:t xml:space="preserve"> 255 </w:t>
-      </w:r>
-      <w:proofErr w:type="spellStart"/>
-      <w:r>
-        <w:rPr>
-          <w:rFonts w:ascii="Courier New" w:hAnsi="Courier New" w:cs="Courier New"/>
-          <w:sz w:val="20"/>
-          <w:szCs w:val="20"/>
-        </w:rPr>
-        <w:t>can</w:t>
-      </w:r>
-      <w:proofErr w:type="spellEnd"/>
-      <w:r>
-        <w:rPr>
-          <w:rFonts w:ascii="Courier New" w:hAnsi="Courier New" w:cs="Courier New"/>
-          <w:sz w:val="20"/>
-          <w:szCs w:val="20"/>
-        </w:rPr>
-        <w:t xml:space="preserve"> </w:t>
-      </w:r>
-      <w:proofErr w:type="spellStart"/>
-      <w:r>
-        <w:rPr>
-          <w:rFonts w:ascii="Courier New" w:hAnsi="Courier New" w:cs="Courier New"/>
-          <w:sz w:val="20"/>
-          <w:szCs w:val="20"/>
-        </w:rPr>
-        <w:t>be</w:t>
-      </w:r>
-      <w:proofErr w:type="spellEnd"/>
-      <w:r>
-        <w:rPr>
-          <w:rFonts w:ascii="Courier New" w:hAnsi="Courier New" w:cs="Courier New"/>
-          <w:sz w:val="20"/>
-          <w:szCs w:val="20"/>
-        </w:rPr>
-        <w:t xml:space="preserve"> </w:t>
-      </w:r>
-      <w:proofErr w:type="spellStart"/>
-      <w:r>
-        <w:rPr>
-          <w:rFonts w:ascii="Courier New" w:hAnsi="Courier New" w:cs="Courier New"/>
-          <w:sz w:val="20"/>
-          <w:szCs w:val="20"/>
-        </w:rPr>
-        <w:t>written</w:t>
-      </w:r>
-      <w:proofErr w:type="spellEnd"/>
-      <w:r>
-        <w:rPr>
-          <w:rFonts w:ascii="Courier New" w:hAnsi="Courier New" w:cs="Courier New"/>
-          <w:sz w:val="20"/>
-          <w:szCs w:val="20"/>
-        </w:rPr>
-        <w:t xml:space="preserve"> </w:t>
-      </w:r>
-      <w:proofErr w:type="spellStart"/>
-      <w:r>
-        <w:rPr>
-          <w:rFonts w:ascii="Courier New" w:hAnsi="Courier New" w:cs="Courier New"/>
-          <w:sz w:val="20"/>
-          <w:szCs w:val="20"/>
-        </w:rPr>
-        <w:t>as</w:t>
-      </w:r>
-      <w:proofErr w:type="spellEnd"/>
-      <w:r>
-        <w:rPr>
-          <w:rFonts w:ascii="Courier New" w:hAnsi="Courier New" w:cs="Courier New"/>
-          <w:sz w:val="20"/>
-          <w:szCs w:val="20"/>
-        </w:rPr>
-        <w:t>: 2^7 + 2^6 + 2^5 + 2^4 + 2^3 + 2^2 + 2^1 + 2^0</w:t>
+        <w:t>The number 255 can be written as: 2^7 + 2^6 + 2^5 + 2^4 + 2^3 + 2^2 + 2^1 + 2^0</w:t>
       </w:r>
     </w:p>
     <w:p>
@@ -576,31 +390,7 @@
               <w:rPr>
                 <w:rFonts w:ascii="Courier New" w:hAnsi="Courier New" w:cs="Courier New"/>
               </w:rPr>
-              <w:t xml:space="preserve">^2 + </w:t>
-            </w:r>
-            <w:r>
-              <w:rPr>
-                <w:rFonts w:ascii="Courier New" w:hAnsi="Courier New" w:cs="Courier New"/>
-              </w:rPr>
-              <w:t>2^</w:t>
-            </w:r>
-            <w:r>
-              <w:rPr>
-                <w:rFonts w:ascii="Courier New" w:hAnsi="Courier New" w:cs="Courier New"/>
-              </w:rPr>
-              <w:t xml:space="preserve">1 </w:t>
-            </w:r>
-            <w:r>
-              <w:rPr>
-                <w:rFonts w:ascii="Courier New" w:hAnsi="Courier New" w:cs="Courier New"/>
-              </w:rPr>
-              <w:t>+</w:t>
-            </w:r>
-            <w:r>
-              <w:rPr>
-                <w:rFonts w:ascii="Courier New" w:hAnsi="Courier New" w:cs="Courier New"/>
-              </w:rPr>
-              <w:t xml:space="preserve"> </w:t>
+              <w:t xml:space="preserve">^2 + 2^1 + </w:t>
             </w:r>
             <w:r>
               <w:rPr>
@@ -612,13 +402,7 @@
               <w:rPr>
                 <w:rFonts w:ascii="Courier New" w:hAnsi="Courier New" w:cs="Courier New"/>
               </w:rPr>
-              <w:t>^</w:t>
-            </w:r>
-            <w:r>
-              <w:rPr>
-                <w:rFonts w:ascii="Courier New" w:hAnsi="Courier New" w:cs="Courier New"/>
-              </w:rPr>
-              <w:t>0</w:t>
+              <w:t>^0</w:t>
             </w:r>
           </w:p>
         </w:tc>
@@ -912,7 +696,6 @@
             </w:rPr>
             <w:t>„</w:t>
           </w:r>
-          <w:proofErr w:type="spellStart"/>
           <w:r>
             <w:rPr>
               <w:rFonts w:ascii="Times New Roman" w:hAnsi="Times New Roman" w:cs="Times New Roman"/>
@@ -927,16 +710,7 @@
               <w:sz w:val="28"/>
               <w:szCs w:val="28"/>
             </w:rPr>
-            <w:t>o</w:t>
-          </w:r>
-          <w:proofErr w:type="spellEnd"/>
-          <w:r>
-            <w:rPr>
-              <w:rFonts w:ascii="Times New Roman" w:hAnsi="Times New Roman" w:cs="Times New Roman"/>
-              <w:sz w:val="28"/>
-              <w:szCs w:val="28"/>
-            </w:rPr>
-            <w:t xml:space="preserve"> Binary</w:t>
+            <w:t>o Binary</w:t>
           </w:r>
           <w:r>
             <w:rPr>

--- a/05_Schleifen/Übungen/02_for/ToBinaryTerm/ToBinaryTerm.docx
+++ b/05_Schleifen/Übungen/02_for/ToBinaryTerm/ToBinaryTerm.docx
@@ -1,6 +1,6 @@
 
 <file path=word/document.xml><?xml version="1.0" encoding="utf-8"?>
-<w:document xmlns:wpc="http://schemas.microsoft.com/office/word/2010/wordprocessingCanvas" xmlns:cx="http://schemas.microsoft.com/office/drawing/2014/chartex" xmlns:cx1="http://schemas.microsoft.com/office/drawing/2015/9/8/chartex" xmlns:cx2="http://schemas.microsoft.com/office/drawing/2015/10/21/chartex" xmlns:cx3="http://schemas.microsoft.com/office/drawing/2016/5/9/chartex" xmlns:cx4="http://schemas.microsoft.com/office/drawing/2016/5/10/chartex" xmlns:cx5="http://schemas.microsoft.com/office/drawing/2016/5/11/chartex" xmlns:cx6="http://schemas.microsoft.com/office/drawing/2016/5/12/chartex" xmlns:cx7="http://schemas.microsoft.com/office/drawing/2016/5/13/chartex" xmlns:cx8="http://schemas.microsoft.com/office/drawing/2016/5/14/chartex" xmlns:mc="http://schemas.openxmlformats.org/markup-compatibility/2006" xmlns:aink="http://schemas.microsoft.com/office/drawing/2016/ink" xmlns:am3d="http://schemas.microsoft.com/office/drawing/2017/model3d" xmlns:o="urn:schemas-microsoft-com:office:office" xmlns:r="http://schemas.openxmlformats.org/officeDocument/2006/relationships" xmlns:m="http://schemas.openxmlformats.org/officeDocument/2006/math" xmlns:v="urn:schemas-microsoft-com:vml" xmlns:wp14="http://schemas.microsoft.com/office/word/2010/wordprocessingDrawing" xmlns:wp="http://schemas.openxmlformats.org/drawingml/2006/wordprocessingDrawing" xmlns:w10="urn:schemas-microsoft-com:office:word" xmlns:w="http://schemas.openxmlformats.org/wordprocessingml/2006/main" xmlns:w14="http://schemas.microsoft.com/office/word/2010/wordml" xmlns:w15="http://schemas.microsoft.com/office/word/2012/wordml" xmlns:w16cex="http://schemas.microsoft.com/office/word/2018/wordml/cex" xmlns:w16cid="http://schemas.microsoft.com/office/word/2016/wordml/cid" xmlns:w16="http://schemas.microsoft.com/office/word/2018/wordml" xmlns:w16sdtdh="http://schemas.microsoft.com/office/word/2020/wordml/sdtdatahash" xmlns:w16se="http://schemas.microsoft.com/office/word/2015/wordml/symex" xmlns:wpg="http://schemas.microsoft.com/office/word/2010/wordprocessingGroup" xmlns:wpi="http://schemas.microsoft.com/office/word/2010/wordprocessingInk" xmlns:wne="http://schemas.microsoft.com/office/word/2006/wordml" xmlns:wps="http://schemas.microsoft.com/office/word/2010/wordprocessingShape" mc:Ignorable="w14 w15 w16se w16cid w16 w16cex w16sdtdh wp14">
+<w:document xmlns:wpc="http://schemas.microsoft.com/office/word/2010/wordprocessingCanvas" xmlns:cx="http://schemas.microsoft.com/office/drawing/2014/chartex" xmlns:cx1="http://schemas.microsoft.com/office/drawing/2015/9/8/chartex" xmlns:cx2="http://schemas.microsoft.com/office/drawing/2015/10/21/chartex" xmlns:cx3="http://schemas.microsoft.com/office/drawing/2016/5/9/chartex" xmlns:cx4="http://schemas.microsoft.com/office/drawing/2016/5/10/chartex" xmlns:cx5="http://schemas.microsoft.com/office/drawing/2016/5/11/chartex" xmlns:cx6="http://schemas.microsoft.com/office/drawing/2016/5/12/chartex" xmlns:cx7="http://schemas.microsoft.com/office/drawing/2016/5/13/chartex" xmlns:cx8="http://schemas.microsoft.com/office/drawing/2016/5/14/chartex" xmlns:mc="http://schemas.openxmlformats.org/markup-compatibility/2006" xmlns:aink="http://schemas.microsoft.com/office/drawing/2016/ink" xmlns:am3d="http://schemas.microsoft.com/office/drawing/2017/model3d" xmlns:o="urn:schemas-microsoft-com:office:office" xmlns:oel="http://schemas.microsoft.com/office/2019/extlst" xmlns:r="http://schemas.openxmlformats.org/officeDocument/2006/relationships" xmlns:m="http://schemas.openxmlformats.org/officeDocument/2006/math" xmlns:v="urn:schemas-microsoft-com:vml" xmlns:wp14="http://schemas.microsoft.com/office/word/2010/wordprocessingDrawing" xmlns:wp="http://schemas.openxmlformats.org/drawingml/2006/wordprocessingDrawing" xmlns:w10="urn:schemas-microsoft-com:office:word" xmlns:w="http://schemas.openxmlformats.org/wordprocessingml/2006/main" xmlns:w14="http://schemas.microsoft.com/office/word/2010/wordml" xmlns:w15="http://schemas.microsoft.com/office/word/2012/wordml" xmlns:w16cex="http://schemas.microsoft.com/office/word/2018/wordml/cex" xmlns:w16cid="http://schemas.microsoft.com/office/word/2016/wordml/cid" xmlns:w16="http://schemas.microsoft.com/office/word/2018/wordml" xmlns:w16du="http://schemas.microsoft.com/office/word/2023/wordml/word16du" xmlns:w16sdtdh="http://schemas.microsoft.com/office/word/2020/wordml/sdtdatahash" xmlns:w16se="http://schemas.microsoft.com/office/word/2015/wordml/symex" xmlns:wpg="http://schemas.microsoft.com/office/word/2010/wordprocessingGroup" xmlns:wpi="http://schemas.microsoft.com/office/word/2010/wordprocessingInk" xmlns:wne="http://schemas.microsoft.com/office/word/2006/wordml" xmlns:wps="http://schemas.microsoft.com/office/word/2010/wordprocessingShape" mc:Ignorable="w14 w15 w16se w16cid w16 w16cex w16sdtdh w16du wp14">
   <w:body>
     <w:p>
       <w:pPr>
@@ -98,6 +98,7 @@
           <w:rFonts w:ascii="Courier New" w:hAnsi="Courier New" w:cs="Courier New"/>
           <w:sz w:val="20"/>
           <w:szCs w:val="20"/>
+          <w:lang w:val="en-US"/>
         </w:rPr>
       </w:pPr>
       <w:r>
@@ -105,6 +106,7 @@
           <w:rFonts w:ascii="Courier New" w:hAnsi="Courier New" w:cs="Courier New"/>
           <w:sz w:val="20"/>
           <w:szCs w:val="20"/>
+          <w:lang w:val="en-US"/>
         </w:rPr>
         <w:t>Convert decimal to binary</w:t>
       </w:r>
@@ -116,6 +118,7 @@
           <w:rFonts w:ascii="Courier New" w:hAnsi="Courier New" w:cs="Courier New"/>
           <w:sz w:val="20"/>
           <w:szCs w:val="20"/>
+          <w:lang w:val="en-US"/>
         </w:rPr>
       </w:pPr>
       <w:r>
@@ -123,6 +126,7 @@
           <w:rFonts w:ascii="Courier New" w:hAnsi="Courier New" w:cs="Courier New"/>
           <w:sz w:val="20"/>
           <w:szCs w:val="20"/>
+          <w:lang w:val="en-US"/>
         </w:rPr>
         <w:t>Please enter number [1..]: 255</w:t>
       </w:r>
@@ -134,6 +138,7 @@
           <w:rFonts w:ascii="Courier New" w:hAnsi="Courier New" w:cs="Courier New"/>
           <w:sz w:val="20"/>
           <w:szCs w:val="20"/>
+          <w:lang w:val="en-US"/>
         </w:rPr>
       </w:pPr>
     </w:p>
@@ -144,6 +149,7 @@
           <w:rFonts w:ascii="Courier New" w:hAnsi="Courier New" w:cs="Courier New"/>
           <w:sz w:val="20"/>
           <w:szCs w:val="20"/>
+          <w:lang w:val="en-US"/>
         </w:rPr>
       </w:pPr>
       <w:r>
@@ -151,6 +157,7 @@
           <w:rFonts w:ascii="Courier New" w:hAnsi="Courier New" w:cs="Courier New"/>
           <w:sz w:val="20"/>
           <w:szCs w:val="20"/>
+          <w:lang w:val="en-US"/>
         </w:rPr>
         <w:t>The number 255 can be written as: 2^7 + 2^6 + 2^5 + 2^4 + 2^3 + 2^2 + 2^1 + 2^0</w:t>
       </w:r>
@@ -162,6 +169,7 @@
           <w:rFonts w:ascii="Courier New" w:hAnsi="Courier New" w:cs="Courier New"/>
           <w:sz w:val="20"/>
           <w:szCs w:val="20"/>
+          <w:lang w:val="en-US"/>
         </w:rPr>
       </w:pPr>
     </w:p>
@@ -292,7 +300,13 @@
               <w:rPr>
                 <w:rFonts w:ascii="Courier New" w:hAnsi="Courier New" w:cs="Courier New"/>
               </w:rPr>
-              <w:t>2^4</w:t>
+              <w:t>2^</w:t>
+            </w:r>
+            <w:r>
+              <w:rPr>
+                <w:rFonts w:ascii="Courier New" w:hAnsi="Courier New" w:cs="Courier New"/>
+              </w:rPr>
+              <w:t>3</w:t>
             </w:r>
           </w:p>
         </w:tc>
@@ -533,7 +547,7 @@
 </file>
 
 <file path=word/endnotes.xml><?xml version="1.0" encoding="utf-8"?>
-<w:endnotes xmlns:wpc="http://schemas.microsoft.com/office/word/2010/wordprocessingCanvas" xmlns:cx="http://schemas.microsoft.com/office/drawing/2014/chartex" xmlns:cx1="http://schemas.microsoft.com/office/drawing/2015/9/8/chartex" xmlns:cx2="http://schemas.microsoft.com/office/drawing/2015/10/21/chartex" xmlns:cx3="http://schemas.microsoft.com/office/drawing/2016/5/9/chartex" xmlns:cx4="http://schemas.microsoft.com/office/drawing/2016/5/10/chartex" xmlns:cx5="http://schemas.microsoft.com/office/drawing/2016/5/11/chartex" xmlns:cx6="http://schemas.microsoft.com/office/drawing/2016/5/12/chartex" xmlns:cx7="http://schemas.microsoft.com/office/drawing/2016/5/13/chartex" xmlns:cx8="http://schemas.microsoft.com/office/drawing/2016/5/14/chartex" xmlns:mc="http://schemas.openxmlformats.org/markup-compatibility/2006" xmlns:aink="http://schemas.microsoft.com/office/drawing/2016/ink" xmlns:am3d="http://schemas.microsoft.com/office/drawing/2017/model3d" xmlns:o="urn:schemas-microsoft-com:office:office" xmlns:r="http://schemas.openxmlformats.org/officeDocument/2006/relationships" xmlns:m="http://schemas.openxmlformats.org/officeDocument/2006/math" xmlns:v="urn:schemas-microsoft-com:vml" xmlns:wp14="http://schemas.microsoft.com/office/word/2010/wordprocessingDrawing" xmlns:wp="http://schemas.openxmlformats.org/drawingml/2006/wordprocessingDrawing" xmlns:w10="urn:schemas-microsoft-com:office:word" xmlns:w="http://schemas.openxmlformats.org/wordprocessingml/2006/main" xmlns:w14="http://schemas.microsoft.com/office/word/2010/wordml" xmlns:w15="http://schemas.microsoft.com/office/word/2012/wordml" xmlns:w16cex="http://schemas.microsoft.com/office/word/2018/wordml/cex" xmlns:w16cid="http://schemas.microsoft.com/office/word/2016/wordml/cid" xmlns:w16="http://schemas.microsoft.com/office/word/2018/wordml" xmlns:w16sdtdh="http://schemas.microsoft.com/office/word/2020/wordml/sdtdatahash" xmlns:w16se="http://schemas.microsoft.com/office/word/2015/wordml/symex" xmlns:wpg="http://schemas.microsoft.com/office/word/2010/wordprocessingGroup" xmlns:wpi="http://schemas.microsoft.com/office/word/2010/wordprocessingInk" xmlns:wne="http://schemas.microsoft.com/office/word/2006/wordml" xmlns:wps="http://schemas.microsoft.com/office/word/2010/wordprocessingShape" mc:Ignorable="w14 w15 w16se w16cid w16 w16cex w16sdtdh wp14">
+<w:endnotes xmlns:wpc="http://schemas.microsoft.com/office/word/2010/wordprocessingCanvas" xmlns:cx="http://schemas.microsoft.com/office/drawing/2014/chartex" xmlns:cx1="http://schemas.microsoft.com/office/drawing/2015/9/8/chartex" xmlns:cx2="http://schemas.microsoft.com/office/drawing/2015/10/21/chartex" xmlns:cx3="http://schemas.microsoft.com/office/drawing/2016/5/9/chartex" xmlns:cx4="http://schemas.microsoft.com/office/drawing/2016/5/10/chartex" xmlns:cx5="http://schemas.microsoft.com/office/drawing/2016/5/11/chartex" xmlns:cx6="http://schemas.microsoft.com/office/drawing/2016/5/12/chartex" xmlns:cx7="http://schemas.microsoft.com/office/drawing/2016/5/13/chartex" xmlns:cx8="http://schemas.microsoft.com/office/drawing/2016/5/14/chartex" xmlns:mc="http://schemas.openxmlformats.org/markup-compatibility/2006" xmlns:aink="http://schemas.microsoft.com/office/drawing/2016/ink" xmlns:am3d="http://schemas.microsoft.com/office/drawing/2017/model3d" xmlns:o="urn:schemas-microsoft-com:office:office" xmlns:oel="http://schemas.microsoft.com/office/2019/extlst" xmlns:r="http://schemas.openxmlformats.org/officeDocument/2006/relationships" xmlns:m="http://schemas.openxmlformats.org/officeDocument/2006/math" xmlns:v="urn:schemas-microsoft-com:vml" xmlns:wp14="http://schemas.microsoft.com/office/word/2010/wordprocessingDrawing" xmlns:wp="http://schemas.openxmlformats.org/drawingml/2006/wordprocessingDrawing" xmlns:w10="urn:schemas-microsoft-com:office:word" xmlns:w="http://schemas.openxmlformats.org/wordprocessingml/2006/main" xmlns:w14="http://schemas.microsoft.com/office/word/2010/wordml" xmlns:w15="http://schemas.microsoft.com/office/word/2012/wordml" xmlns:w16cex="http://schemas.microsoft.com/office/word/2018/wordml/cex" xmlns:w16cid="http://schemas.microsoft.com/office/word/2016/wordml/cid" xmlns:w16="http://schemas.microsoft.com/office/word/2018/wordml" xmlns:w16du="http://schemas.microsoft.com/office/word/2023/wordml/word16du" xmlns:w16sdtdh="http://schemas.microsoft.com/office/word/2020/wordml/sdtdatahash" xmlns:w16se="http://schemas.microsoft.com/office/word/2015/wordml/symex" xmlns:wpg="http://schemas.microsoft.com/office/word/2010/wordprocessingGroup" xmlns:wpi="http://schemas.microsoft.com/office/word/2010/wordprocessingInk" xmlns:wne="http://schemas.microsoft.com/office/word/2006/wordml" xmlns:wps="http://schemas.microsoft.com/office/word/2010/wordprocessingShape" mc:Ignorable="w14 w15 w16se w16cid w16 w16cex w16sdtdh w16du wp14">
   <w:endnote w:type="separator" w:id="-1">
     <w:p>
       <w:pPr>
@@ -558,7 +572,7 @@
 </file>
 
 <file path=word/footer1.xml><?xml version="1.0" encoding="utf-8"?>
-<w:ftr xmlns:wpc="http://schemas.microsoft.com/office/word/2010/wordprocessingCanvas" xmlns:cx="http://schemas.microsoft.com/office/drawing/2014/chartex" xmlns:cx1="http://schemas.microsoft.com/office/drawing/2015/9/8/chartex" xmlns:cx2="http://schemas.microsoft.com/office/drawing/2015/10/21/chartex" xmlns:cx3="http://schemas.microsoft.com/office/drawing/2016/5/9/chartex" xmlns:cx4="http://schemas.microsoft.com/office/drawing/2016/5/10/chartex" xmlns:cx5="http://schemas.microsoft.com/office/drawing/2016/5/11/chartex" xmlns:cx6="http://schemas.microsoft.com/office/drawing/2016/5/12/chartex" xmlns:cx7="http://schemas.microsoft.com/office/drawing/2016/5/13/chartex" xmlns:cx8="http://schemas.microsoft.com/office/drawing/2016/5/14/chartex" xmlns:mc="http://schemas.openxmlformats.org/markup-compatibility/2006" xmlns:aink="http://schemas.microsoft.com/office/drawing/2016/ink" xmlns:am3d="http://schemas.microsoft.com/office/drawing/2017/model3d" xmlns:o="urn:schemas-microsoft-com:office:office" xmlns:r="http://schemas.openxmlformats.org/officeDocument/2006/relationships" xmlns:m="http://schemas.openxmlformats.org/officeDocument/2006/math" xmlns:v="urn:schemas-microsoft-com:vml" xmlns:wp14="http://schemas.microsoft.com/office/word/2010/wordprocessingDrawing" xmlns:wp="http://schemas.openxmlformats.org/drawingml/2006/wordprocessingDrawing" xmlns:w10="urn:schemas-microsoft-com:office:word" xmlns:w="http://schemas.openxmlformats.org/wordprocessingml/2006/main" xmlns:w14="http://schemas.microsoft.com/office/word/2010/wordml" xmlns:w15="http://schemas.microsoft.com/office/word/2012/wordml" xmlns:w16cex="http://schemas.microsoft.com/office/word/2018/wordml/cex" xmlns:w16cid="http://schemas.microsoft.com/office/word/2016/wordml/cid" xmlns:w16="http://schemas.microsoft.com/office/word/2018/wordml" xmlns:w16sdtdh="http://schemas.microsoft.com/office/word/2020/wordml/sdtdatahash" xmlns:w16se="http://schemas.microsoft.com/office/word/2015/wordml/symex" xmlns:wpg="http://schemas.microsoft.com/office/word/2010/wordprocessingGroup" xmlns:wpi="http://schemas.microsoft.com/office/word/2010/wordprocessingInk" xmlns:wne="http://schemas.microsoft.com/office/word/2006/wordml" xmlns:wps="http://schemas.microsoft.com/office/word/2010/wordprocessingShape" mc:Ignorable="w14 w15 w16se w16cid w16 w16cex w16sdtdh wp14">
+<w:ftr xmlns:wpc="http://schemas.microsoft.com/office/word/2010/wordprocessingCanvas" xmlns:cx="http://schemas.microsoft.com/office/drawing/2014/chartex" xmlns:cx1="http://schemas.microsoft.com/office/drawing/2015/9/8/chartex" xmlns:cx2="http://schemas.microsoft.com/office/drawing/2015/10/21/chartex" xmlns:cx3="http://schemas.microsoft.com/office/drawing/2016/5/9/chartex" xmlns:cx4="http://schemas.microsoft.com/office/drawing/2016/5/10/chartex" xmlns:cx5="http://schemas.microsoft.com/office/drawing/2016/5/11/chartex" xmlns:cx6="http://schemas.microsoft.com/office/drawing/2016/5/12/chartex" xmlns:cx7="http://schemas.microsoft.com/office/drawing/2016/5/13/chartex" xmlns:cx8="http://schemas.microsoft.com/office/drawing/2016/5/14/chartex" xmlns:mc="http://schemas.openxmlformats.org/markup-compatibility/2006" xmlns:aink="http://schemas.microsoft.com/office/drawing/2016/ink" xmlns:am3d="http://schemas.microsoft.com/office/drawing/2017/model3d" xmlns:o="urn:schemas-microsoft-com:office:office" xmlns:oel="http://schemas.microsoft.com/office/2019/extlst" xmlns:r="http://schemas.openxmlformats.org/officeDocument/2006/relationships" xmlns:m="http://schemas.openxmlformats.org/officeDocument/2006/math" xmlns:v="urn:schemas-microsoft-com:vml" xmlns:wp14="http://schemas.microsoft.com/office/word/2010/wordprocessingDrawing" xmlns:wp="http://schemas.openxmlformats.org/drawingml/2006/wordprocessingDrawing" xmlns:w10="urn:schemas-microsoft-com:office:word" xmlns:w="http://schemas.openxmlformats.org/wordprocessingml/2006/main" xmlns:w14="http://schemas.microsoft.com/office/word/2010/wordml" xmlns:w15="http://schemas.microsoft.com/office/word/2012/wordml" xmlns:w16cex="http://schemas.microsoft.com/office/word/2018/wordml/cex" xmlns:w16cid="http://schemas.microsoft.com/office/word/2016/wordml/cid" xmlns:w16="http://schemas.microsoft.com/office/word/2018/wordml" xmlns:w16du="http://schemas.microsoft.com/office/word/2023/wordml/word16du" xmlns:w16sdtdh="http://schemas.microsoft.com/office/word/2020/wordml/sdtdatahash" xmlns:w16se="http://schemas.microsoft.com/office/word/2015/wordml/symex" xmlns:wpg="http://schemas.microsoft.com/office/word/2010/wordprocessingGroup" xmlns:wpi="http://schemas.microsoft.com/office/word/2010/wordprocessingInk" xmlns:wne="http://schemas.microsoft.com/office/word/2006/wordml" xmlns:wps="http://schemas.microsoft.com/office/word/2010/wordprocessingShape" mc:Ignorable="w14 w15 w16se w16cid w16 w16cex w16sdtdh w16du wp14">
   <w:sdt>
     <w:sdtPr>
       <w:id w:val="-883172744"/>
@@ -567,7 +581,6 @@
         <w:docPartUnique/>
       </w:docPartObj>
     </w:sdtPr>
-    <w:sdtEndPr/>
     <w:sdtContent>
       <w:p>
         <w:pPr>
@@ -600,7 +613,7 @@
 </file>
 
 <file path=word/footnotes.xml><?xml version="1.0" encoding="utf-8"?>
-<w:footnotes xmlns:wpc="http://schemas.microsoft.com/office/word/2010/wordprocessingCanvas" xmlns:cx="http://schemas.microsoft.com/office/drawing/2014/chartex" xmlns:cx1="http://schemas.microsoft.com/office/drawing/2015/9/8/chartex" xmlns:cx2="http://schemas.microsoft.com/office/drawing/2015/10/21/chartex" xmlns:cx3="http://schemas.microsoft.com/office/drawing/2016/5/9/chartex" xmlns:cx4="http://schemas.microsoft.com/office/drawing/2016/5/10/chartex" xmlns:cx5="http://schemas.microsoft.com/office/drawing/2016/5/11/chartex" xmlns:cx6="http://schemas.microsoft.com/office/drawing/2016/5/12/chartex" xmlns:cx7="http://schemas.microsoft.com/office/drawing/2016/5/13/chartex" xmlns:cx8="http://schemas.microsoft.com/office/drawing/2016/5/14/chartex" xmlns:mc="http://schemas.openxmlformats.org/markup-compatibility/2006" xmlns:aink="http://schemas.microsoft.com/office/drawing/2016/ink" xmlns:am3d="http://schemas.microsoft.com/office/drawing/2017/model3d" xmlns:o="urn:schemas-microsoft-com:office:office" xmlns:r="http://schemas.openxmlformats.org/officeDocument/2006/relationships" xmlns:m="http://schemas.openxmlformats.org/officeDocument/2006/math" xmlns:v="urn:schemas-microsoft-com:vml" xmlns:wp14="http://schemas.microsoft.com/office/word/2010/wordprocessingDrawing" xmlns:wp="http://schemas.openxmlformats.org/drawingml/2006/wordprocessingDrawing" xmlns:w10="urn:schemas-microsoft-com:office:word" xmlns:w="http://schemas.openxmlformats.org/wordprocessingml/2006/main" xmlns:w14="http://schemas.microsoft.com/office/word/2010/wordml" xmlns:w15="http://schemas.microsoft.com/office/word/2012/wordml" xmlns:w16cex="http://schemas.microsoft.com/office/word/2018/wordml/cex" xmlns:w16cid="http://schemas.microsoft.com/office/word/2016/wordml/cid" xmlns:w16="http://schemas.microsoft.com/office/word/2018/wordml" xmlns:w16sdtdh="http://schemas.microsoft.com/office/word/2020/wordml/sdtdatahash" xmlns:w16se="http://schemas.microsoft.com/office/word/2015/wordml/symex" xmlns:wpg="http://schemas.microsoft.com/office/word/2010/wordprocessingGroup" xmlns:wpi="http://schemas.microsoft.com/office/word/2010/wordprocessingInk" xmlns:wne="http://schemas.microsoft.com/office/word/2006/wordml" xmlns:wps="http://schemas.microsoft.com/office/word/2010/wordprocessingShape" mc:Ignorable="w14 w15 w16se w16cid w16 w16cex w16sdtdh wp14">
+<w:footnotes xmlns:wpc="http://schemas.microsoft.com/office/word/2010/wordprocessingCanvas" xmlns:cx="http://schemas.microsoft.com/office/drawing/2014/chartex" xmlns:cx1="http://schemas.microsoft.com/office/drawing/2015/9/8/chartex" xmlns:cx2="http://schemas.microsoft.com/office/drawing/2015/10/21/chartex" xmlns:cx3="http://schemas.microsoft.com/office/drawing/2016/5/9/chartex" xmlns:cx4="http://schemas.microsoft.com/office/drawing/2016/5/10/chartex" xmlns:cx5="http://schemas.microsoft.com/office/drawing/2016/5/11/chartex" xmlns:cx6="http://schemas.microsoft.com/office/drawing/2016/5/12/chartex" xmlns:cx7="http://schemas.microsoft.com/office/drawing/2016/5/13/chartex" xmlns:cx8="http://schemas.microsoft.com/office/drawing/2016/5/14/chartex" xmlns:mc="http://schemas.openxmlformats.org/markup-compatibility/2006" xmlns:aink="http://schemas.microsoft.com/office/drawing/2016/ink" xmlns:am3d="http://schemas.microsoft.com/office/drawing/2017/model3d" xmlns:o="urn:schemas-microsoft-com:office:office" xmlns:oel="http://schemas.microsoft.com/office/2019/extlst" xmlns:r="http://schemas.openxmlformats.org/officeDocument/2006/relationships" xmlns:m="http://schemas.openxmlformats.org/officeDocument/2006/math" xmlns:v="urn:schemas-microsoft-com:vml" xmlns:wp14="http://schemas.microsoft.com/office/word/2010/wordprocessingDrawing" xmlns:wp="http://schemas.openxmlformats.org/drawingml/2006/wordprocessingDrawing" xmlns:w10="urn:schemas-microsoft-com:office:word" xmlns:w="http://schemas.openxmlformats.org/wordprocessingml/2006/main" xmlns:w14="http://schemas.microsoft.com/office/word/2010/wordml" xmlns:w15="http://schemas.microsoft.com/office/word/2012/wordml" xmlns:w16cex="http://schemas.microsoft.com/office/word/2018/wordml/cex" xmlns:w16cid="http://schemas.microsoft.com/office/word/2016/wordml/cid" xmlns:w16="http://schemas.microsoft.com/office/word/2018/wordml" xmlns:w16du="http://schemas.microsoft.com/office/word/2023/wordml/word16du" xmlns:w16sdtdh="http://schemas.microsoft.com/office/word/2020/wordml/sdtdatahash" xmlns:w16se="http://schemas.microsoft.com/office/word/2015/wordml/symex" xmlns:wpg="http://schemas.microsoft.com/office/word/2010/wordprocessingGroup" xmlns:wpi="http://schemas.microsoft.com/office/word/2010/wordprocessingInk" xmlns:wne="http://schemas.microsoft.com/office/word/2006/wordml" xmlns:wps="http://schemas.microsoft.com/office/word/2010/wordprocessingShape" mc:Ignorable="w14 w15 w16se w16cid w16 w16cex w16sdtdh w16du wp14">
   <w:footnote w:type="separator" w:id="-1">
     <w:p>
       <w:pPr>
@@ -625,7 +638,7 @@
 </file>
 
 <file path=word/header1.xml><?xml version="1.0" encoding="utf-8"?>
-<w:hdr xmlns:wpc="http://schemas.microsoft.com/office/word/2010/wordprocessingCanvas" xmlns:cx="http://schemas.microsoft.com/office/drawing/2014/chartex" xmlns:cx1="http://schemas.microsoft.com/office/drawing/2015/9/8/chartex" xmlns:cx2="http://schemas.microsoft.com/office/drawing/2015/10/21/chartex" xmlns:cx3="http://schemas.microsoft.com/office/drawing/2016/5/9/chartex" xmlns:cx4="http://schemas.microsoft.com/office/drawing/2016/5/10/chartex" xmlns:cx5="http://schemas.microsoft.com/office/drawing/2016/5/11/chartex" xmlns:cx6="http://schemas.microsoft.com/office/drawing/2016/5/12/chartex" xmlns:cx7="http://schemas.microsoft.com/office/drawing/2016/5/13/chartex" xmlns:cx8="http://schemas.microsoft.com/office/drawing/2016/5/14/chartex" xmlns:mc="http://schemas.openxmlformats.org/markup-compatibility/2006" xmlns:aink="http://schemas.microsoft.com/office/drawing/2016/ink" xmlns:am3d="http://schemas.microsoft.com/office/drawing/2017/model3d" xmlns:o="urn:schemas-microsoft-com:office:office" xmlns:r="http://schemas.openxmlformats.org/officeDocument/2006/relationships" xmlns:m="http://schemas.openxmlformats.org/officeDocument/2006/math" xmlns:v="urn:schemas-microsoft-com:vml" xmlns:wp14="http://schemas.microsoft.com/office/word/2010/wordprocessingDrawing" xmlns:wp="http://schemas.openxmlformats.org/drawingml/2006/wordprocessingDrawing" xmlns:w10="urn:schemas-microsoft-com:office:word" xmlns:w="http://schemas.openxmlformats.org/wordprocessingml/2006/main" xmlns:w14="http://schemas.microsoft.com/office/word/2010/wordml" xmlns:w15="http://schemas.microsoft.com/office/word/2012/wordml" xmlns:w16cex="http://schemas.microsoft.com/office/word/2018/wordml/cex" xmlns:w16cid="http://schemas.microsoft.com/office/word/2016/wordml/cid" xmlns:w16="http://schemas.microsoft.com/office/word/2018/wordml" xmlns:w16sdtdh="http://schemas.microsoft.com/office/word/2020/wordml/sdtdatahash" xmlns:w16se="http://schemas.microsoft.com/office/word/2015/wordml/symex" xmlns:wpg="http://schemas.microsoft.com/office/word/2010/wordprocessingGroup" xmlns:wpi="http://schemas.microsoft.com/office/word/2010/wordprocessingInk" xmlns:wne="http://schemas.microsoft.com/office/word/2006/wordml" xmlns:wps="http://schemas.microsoft.com/office/word/2010/wordprocessingShape" mc:Ignorable="w14 w15 w16se w16cid w16 w16cex w16sdtdh wp14">
+<w:hdr xmlns:wpc="http://schemas.microsoft.com/office/word/2010/wordprocessingCanvas" xmlns:cx="http://schemas.microsoft.com/office/drawing/2014/chartex" xmlns:cx1="http://schemas.microsoft.com/office/drawing/2015/9/8/chartex" xmlns:cx2="http://schemas.microsoft.com/office/drawing/2015/10/21/chartex" xmlns:cx3="http://schemas.microsoft.com/office/drawing/2016/5/9/chartex" xmlns:cx4="http://schemas.microsoft.com/office/drawing/2016/5/10/chartex" xmlns:cx5="http://schemas.microsoft.com/office/drawing/2016/5/11/chartex" xmlns:cx6="http://schemas.microsoft.com/office/drawing/2016/5/12/chartex" xmlns:cx7="http://schemas.microsoft.com/office/drawing/2016/5/13/chartex" xmlns:cx8="http://schemas.microsoft.com/office/drawing/2016/5/14/chartex" xmlns:mc="http://schemas.openxmlformats.org/markup-compatibility/2006" xmlns:aink="http://schemas.microsoft.com/office/drawing/2016/ink" xmlns:am3d="http://schemas.microsoft.com/office/drawing/2017/model3d" xmlns:o="urn:schemas-microsoft-com:office:office" xmlns:oel="http://schemas.microsoft.com/office/2019/extlst" xmlns:r="http://schemas.openxmlformats.org/officeDocument/2006/relationships" xmlns:m="http://schemas.openxmlformats.org/officeDocument/2006/math" xmlns:v="urn:schemas-microsoft-com:vml" xmlns:wp14="http://schemas.microsoft.com/office/word/2010/wordprocessingDrawing" xmlns:wp="http://schemas.openxmlformats.org/drawingml/2006/wordprocessingDrawing" xmlns:w10="urn:schemas-microsoft-com:office:word" xmlns:w="http://schemas.openxmlformats.org/wordprocessingml/2006/main" xmlns:w14="http://schemas.microsoft.com/office/word/2010/wordml" xmlns:w15="http://schemas.microsoft.com/office/word/2012/wordml" xmlns:w16cex="http://schemas.microsoft.com/office/word/2018/wordml/cex" xmlns:w16cid="http://schemas.microsoft.com/office/word/2016/wordml/cid" xmlns:w16="http://schemas.microsoft.com/office/word/2018/wordml" xmlns:w16du="http://schemas.microsoft.com/office/word/2023/wordml/word16du" xmlns:w16sdtdh="http://schemas.microsoft.com/office/word/2020/wordml/sdtdatahash" xmlns:w16se="http://schemas.microsoft.com/office/word/2015/wordml/symex" xmlns:wpg="http://schemas.microsoft.com/office/word/2010/wordprocessingGroup" xmlns:wpi="http://schemas.microsoft.com/office/word/2010/wordprocessingInk" xmlns:wne="http://schemas.microsoft.com/office/word/2006/wordml" xmlns:wps="http://schemas.microsoft.com/office/word/2010/wordprocessingShape" mc:Ignorable="w14 w15 w16se w16cid w16 w16cex w16sdtdh w16du wp14">
   <w:tbl>
     <w:tblPr>
       <w:tblStyle w:val="Tabellenraster"/>
@@ -662,6 +675,7 @@
               <w:rFonts w:ascii="Times New Roman" w:hAnsi="Times New Roman" w:cs="Times New Roman"/>
               <w:sz w:val="28"/>
               <w:szCs w:val="28"/>
+              <w:lang w:val="en-US"/>
             </w:rPr>
           </w:pPr>
           <w:r>
@@ -669,6 +683,7 @@
               <w:rFonts w:ascii="Times New Roman" w:hAnsi="Times New Roman" w:cs="Times New Roman"/>
               <w:sz w:val="28"/>
               <w:szCs w:val="28"/>
+              <w:lang w:val="en-US"/>
             </w:rPr>
             <w:t>C# Programmieren</w:t>
           </w:r>
@@ -677,6 +692,7 @@
               <w:rFonts w:ascii="Times New Roman" w:hAnsi="Times New Roman" w:cs="Times New Roman"/>
               <w:sz w:val="28"/>
               <w:szCs w:val="28"/>
+              <w:lang w:val="en-US"/>
             </w:rPr>
             <w:tab/>
           </w:r>
@@ -685,6 +701,7 @@
               <w:rFonts w:ascii="Times New Roman" w:hAnsi="Times New Roman" w:cs="Times New Roman"/>
               <w:sz w:val="28"/>
               <w:szCs w:val="28"/>
+              <w:lang w:val="en-US"/>
             </w:rPr>
             <w:t xml:space="preserve">Übung: </w:t>
           </w:r>
@@ -693,6 +710,7 @@
               <w:rFonts w:ascii="Times New Roman" w:hAnsi="Times New Roman" w:cs="Times New Roman"/>
               <w:sz w:val="28"/>
               <w:szCs w:val="28"/>
+              <w:lang w:val="en-US"/>
             </w:rPr>
             <w:t>„</w:t>
           </w:r>
@@ -701,6 +719,7 @@
               <w:rFonts w:ascii="Times New Roman" w:hAnsi="Times New Roman" w:cs="Times New Roman"/>
               <w:sz w:val="28"/>
               <w:szCs w:val="28"/>
+              <w:lang w:val="en-US"/>
             </w:rPr>
             <w:t>T</w:t>
           </w:r>
@@ -709,6 +728,7 @@
               <w:rFonts w:ascii="Times New Roman" w:hAnsi="Times New Roman" w:cs="Times New Roman"/>
               <w:sz w:val="28"/>
               <w:szCs w:val="28"/>
+              <w:lang w:val="en-US"/>
             </w:rPr>
             <w:t>o Binary</w:t>
           </w:r>
@@ -717,6 +737,7 @@
               <w:rFonts w:ascii="Times New Roman" w:hAnsi="Times New Roman" w:cs="Times New Roman"/>
               <w:sz w:val="28"/>
               <w:szCs w:val="28"/>
+              <w:lang w:val="en-US"/>
             </w:rPr>
             <w:t xml:space="preserve"> Term</w:t>
           </w:r>
@@ -725,6 +746,7 @@
               <w:rFonts w:ascii="Times New Roman" w:hAnsi="Times New Roman" w:cs="Times New Roman"/>
               <w:sz w:val="28"/>
               <w:szCs w:val="28"/>
+              <w:lang w:val="en-US"/>
             </w:rPr>
             <w:t>“</w:t>
           </w:r>
@@ -798,7 +820,7 @@
 </file>
 
 <file path=word/numbering.xml><?xml version="1.0" encoding="utf-8"?>
-<w:numbering xmlns:wpc="http://schemas.microsoft.com/office/word/2010/wordprocessingCanvas" xmlns:cx="http://schemas.microsoft.com/office/drawing/2014/chartex" xmlns:cx1="http://schemas.microsoft.com/office/drawing/2015/9/8/chartex" xmlns:cx2="http://schemas.microsoft.com/office/drawing/2015/10/21/chartex" xmlns:cx3="http://schemas.microsoft.com/office/drawing/2016/5/9/chartex" xmlns:cx4="http://schemas.microsoft.com/office/drawing/2016/5/10/chartex" xmlns:cx5="http://schemas.microsoft.com/office/drawing/2016/5/11/chartex" xmlns:cx6="http://schemas.microsoft.com/office/drawing/2016/5/12/chartex" xmlns:cx7="http://schemas.microsoft.com/office/drawing/2016/5/13/chartex" xmlns:cx8="http://schemas.microsoft.com/office/drawing/2016/5/14/chartex" xmlns:mc="http://schemas.openxmlformats.org/markup-compatibility/2006" xmlns:aink="http://schemas.microsoft.com/office/drawing/2016/ink" xmlns:am3d="http://schemas.microsoft.com/office/drawing/2017/model3d" xmlns:o="urn:schemas-microsoft-com:office:office" xmlns:r="http://schemas.openxmlformats.org/officeDocument/2006/relationships" xmlns:m="http://schemas.openxmlformats.org/officeDocument/2006/math" xmlns:v="urn:schemas-microsoft-com:vml" xmlns:wp14="http://schemas.microsoft.com/office/word/2010/wordprocessingDrawing" xmlns:wp="http://schemas.openxmlformats.org/drawingml/2006/wordprocessingDrawing" xmlns:w10="urn:schemas-microsoft-com:office:word" xmlns:w="http://schemas.openxmlformats.org/wordprocessingml/2006/main" xmlns:w14="http://schemas.microsoft.com/office/word/2010/wordml" xmlns:w15="http://schemas.microsoft.com/office/word/2012/wordml" xmlns:w16cex="http://schemas.microsoft.com/office/word/2018/wordml/cex" xmlns:w16cid="http://schemas.microsoft.com/office/word/2016/wordml/cid" xmlns:w16="http://schemas.microsoft.com/office/word/2018/wordml" xmlns:w16sdtdh="http://schemas.microsoft.com/office/word/2020/wordml/sdtdatahash" xmlns:w16se="http://schemas.microsoft.com/office/word/2015/wordml/symex" xmlns:wpg="http://schemas.microsoft.com/office/word/2010/wordprocessingGroup" xmlns:wpi="http://schemas.microsoft.com/office/word/2010/wordprocessingInk" xmlns:wne="http://schemas.microsoft.com/office/word/2006/wordml" xmlns:wps="http://schemas.microsoft.com/office/word/2010/wordprocessingShape" mc:Ignorable="w14 w15 w16se w16cid w16 w16cex w16sdtdh wp14">
+<w:numbering xmlns:wpc="http://schemas.microsoft.com/office/word/2010/wordprocessingCanvas" xmlns:cx="http://schemas.microsoft.com/office/drawing/2014/chartex" xmlns:cx1="http://schemas.microsoft.com/office/drawing/2015/9/8/chartex" xmlns:cx2="http://schemas.microsoft.com/office/drawing/2015/10/21/chartex" xmlns:cx3="http://schemas.microsoft.com/office/drawing/2016/5/9/chartex" xmlns:cx4="http://schemas.microsoft.com/office/drawing/2016/5/10/chartex" xmlns:cx5="http://schemas.microsoft.com/office/drawing/2016/5/11/chartex" xmlns:cx6="http://schemas.microsoft.com/office/drawing/2016/5/12/chartex" xmlns:cx7="http://schemas.microsoft.com/office/drawing/2016/5/13/chartex" xmlns:cx8="http://schemas.microsoft.com/office/drawing/2016/5/14/chartex" xmlns:mc="http://schemas.openxmlformats.org/markup-compatibility/2006" xmlns:aink="http://schemas.microsoft.com/office/drawing/2016/ink" xmlns:am3d="http://schemas.microsoft.com/office/drawing/2017/model3d" xmlns:o="urn:schemas-microsoft-com:office:office" xmlns:oel="http://schemas.microsoft.com/office/2019/extlst" xmlns:r="http://schemas.openxmlformats.org/officeDocument/2006/relationships" xmlns:m="http://schemas.openxmlformats.org/officeDocument/2006/math" xmlns:v="urn:schemas-microsoft-com:vml" xmlns:wp14="http://schemas.microsoft.com/office/word/2010/wordprocessingDrawing" xmlns:wp="http://schemas.openxmlformats.org/drawingml/2006/wordprocessingDrawing" xmlns:w10="urn:schemas-microsoft-com:office:word" xmlns:w="http://schemas.openxmlformats.org/wordprocessingml/2006/main" xmlns:w14="http://schemas.microsoft.com/office/word/2010/wordml" xmlns:w15="http://schemas.microsoft.com/office/word/2012/wordml" xmlns:w16cex="http://schemas.microsoft.com/office/word/2018/wordml/cex" xmlns:w16cid="http://schemas.microsoft.com/office/word/2016/wordml/cid" xmlns:w16="http://schemas.microsoft.com/office/word/2018/wordml" xmlns:w16du="http://schemas.microsoft.com/office/word/2023/wordml/word16du" xmlns:w16sdtdh="http://schemas.microsoft.com/office/word/2020/wordml/sdtdatahash" xmlns:w16se="http://schemas.microsoft.com/office/word/2015/wordml/symex" xmlns:wpg="http://schemas.microsoft.com/office/word/2010/wordprocessingGroup" xmlns:wpi="http://schemas.microsoft.com/office/word/2010/wordprocessingInk" xmlns:wne="http://schemas.microsoft.com/office/word/2006/wordml" xmlns:wps="http://schemas.microsoft.com/office/word/2010/wordprocessingShape" mc:Ignorable="w14 w15 w16se w16cid w16 w16cex w16sdtdh w16du wp14">
   <w:abstractNum w:abstractNumId="0" w15:restartNumberingAfterBreak="0">
     <w:nsid w:val="099C4E28"/>
     <w:multiLevelType w:val="hybridMultilevel"/>
@@ -2519,56 +2541,56 @@
       </w:rPr>
     </w:lvl>
   </w:abstractNum>
-  <w:num w:numId="1">
+  <w:num w:numId="1" w16cid:durableId="673000857">
     <w:abstractNumId w:val="3"/>
   </w:num>
-  <w:num w:numId="2">
+  <w:num w:numId="2" w16cid:durableId="241530117">
     <w:abstractNumId w:val="2"/>
   </w:num>
-  <w:num w:numId="3">
+  <w:num w:numId="3" w16cid:durableId="298614095">
     <w:abstractNumId w:val="1"/>
   </w:num>
-  <w:num w:numId="4">
+  <w:num w:numId="4" w16cid:durableId="1250433000">
     <w:abstractNumId w:val="0"/>
   </w:num>
-  <w:num w:numId="5">
+  <w:num w:numId="5" w16cid:durableId="2046179163">
     <w:abstractNumId w:val="4"/>
   </w:num>
-  <w:num w:numId="6">
+  <w:num w:numId="6" w16cid:durableId="304743454">
     <w:abstractNumId w:val="6"/>
   </w:num>
-  <w:num w:numId="7">
+  <w:num w:numId="7" w16cid:durableId="461190622">
     <w:abstractNumId w:val="5"/>
   </w:num>
-  <w:num w:numId="8">
+  <w:num w:numId="8" w16cid:durableId="1996908171">
     <w:abstractNumId w:val="12"/>
   </w:num>
-  <w:num w:numId="9">
+  <w:num w:numId="9" w16cid:durableId="1094280541">
     <w:abstractNumId w:val="9"/>
   </w:num>
-  <w:num w:numId="10">
+  <w:num w:numId="10" w16cid:durableId="2098288777">
     <w:abstractNumId w:val="10"/>
   </w:num>
-  <w:num w:numId="11">
+  <w:num w:numId="11" w16cid:durableId="1580553189">
     <w:abstractNumId w:val="8"/>
   </w:num>
-  <w:num w:numId="12">
+  <w:num w:numId="12" w16cid:durableId="1831287085">
     <w:abstractNumId w:val="14"/>
   </w:num>
-  <w:num w:numId="13">
+  <w:num w:numId="13" w16cid:durableId="1420253488">
     <w:abstractNumId w:val="13"/>
   </w:num>
-  <w:num w:numId="14">
+  <w:num w:numId="14" w16cid:durableId="1862622789">
     <w:abstractNumId w:val="7"/>
   </w:num>
-  <w:num w:numId="15">
+  <w:num w:numId="15" w16cid:durableId="1460148772">
     <w:abstractNumId w:val="11"/>
   </w:num>
 </w:numbering>
 </file>
 
 <file path=word/styles.xml><?xml version="1.0" encoding="utf-8"?>
-<w:styles xmlns:mc="http://schemas.openxmlformats.org/markup-compatibility/2006" xmlns:r="http://schemas.openxmlformats.org/officeDocument/2006/relationships" xmlns:w="http://schemas.openxmlformats.org/wordprocessingml/2006/main" xmlns:w14="http://schemas.microsoft.com/office/word/2010/wordml" xmlns:w15="http://schemas.microsoft.com/office/word/2012/wordml" xmlns:w16cex="http://schemas.microsoft.com/office/word/2018/wordml/cex" xmlns:w16cid="http://schemas.microsoft.com/office/word/2016/wordml/cid" xmlns:w16="http://schemas.microsoft.com/office/word/2018/wordml" xmlns:w16sdtdh="http://schemas.microsoft.com/office/word/2020/wordml/sdtdatahash" xmlns:w16se="http://schemas.microsoft.com/office/word/2015/wordml/symex" mc:Ignorable="w14 w15 w16se w16cid w16 w16cex w16sdtdh">
+<w:styles xmlns:mc="http://schemas.openxmlformats.org/markup-compatibility/2006" xmlns:r="http://schemas.openxmlformats.org/officeDocument/2006/relationships" xmlns:w="http://schemas.openxmlformats.org/wordprocessingml/2006/main" xmlns:w14="http://schemas.microsoft.com/office/word/2010/wordml" xmlns:w15="http://schemas.microsoft.com/office/word/2012/wordml" xmlns:w16cex="http://schemas.microsoft.com/office/word/2018/wordml/cex" xmlns:w16cid="http://schemas.microsoft.com/office/word/2016/wordml/cid" xmlns:w16="http://schemas.microsoft.com/office/word/2018/wordml" xmlns:w16du="http://schemas.microsoft.com/office/word/2023/wordml/word16du" xmlns:w16sdtdh="http://schemas.microsoft.com/office/word/2020/wordml/sdtdatahash" xmlns:w16se="http://schemas.microsoft.com/office/word/2015/wordml/symex" mc:Ignorable="w14 w15 w16se w16cid w16 w16cex w16sdtdh w16du">
   <w:docDefaults>
     <w:rPrDefault>
       <w:rPr>
